--- a/Git Hub/Windows Network & Firewall Analysis.docx
+++ b/Git Hub/Windows Network & Firewall Analysis.docx
@@ -324,7 +324,15 @@
         </w:numPr>
       </w:pPr>
       <w:r>
-        <w:t xml:space="preserve">Refresh: So the new folders/containers that were created are now viewable on GitHub and in your local Cyber Projects folder. </w:t>
+        <w:t xml:space="preserve">Refresh: </w:t>
+      </w:r>
+      <w:proofErr w:type="gramStart"/>
+      <w:r>
+        <w:t>So</w:t>
+      </w:r>
+      <w:proofErr w:type="gramEnd"/>
+      <w:r>
+        <w:t xml:space="preserve"> the new folders/containers that were created are now viewable on GitHub and in your local Cyber Projects folder. </w:t>
       </w:r>
     </w:p>
     <w:p>
@@ -393,20 +401,9 @@
           <w:i/>
           <w:iCs/>
         </w:rPr>
-        <w:t>netstat -ano &gt; logs/netstat.txt</w:t>
-      </w:r>
-    </w:p>
-    <w:p>
-      <w:pPr>
-        <w:pStyle w:val="ListParagraph"/>
-        <w:numPr>
-          <w:ilvl w:val="2"/>
-          <w:numId w:val="2"/>
-        </w:numPr>
-      </w:pPr>
-      <w:r>
-        <w:t xml:space="preserve">First run, </w:t>
-      </w:r>
+        <w:t>netstat -</w:t>
+      </w:r>
+      <w:proofErr w:type="spellStart"/>
       <w:r>
         <w:rPr>
           <w:b/>
@@ -414,23 +411,9 @@
           <w:i/>
           <w:iCs/>
         </w:rPr>
-        <w:t>netstat</w:t>
-      </w:r>
-      <w:r>
-        <w:t xml:space="preserve">. </w:t>
-      </w:r>
-    </w:p>
-    <w:p>
-      <w:pPr>
-        <w:pStyle w:val="ListParagraph"/>
-        <w:numPr>
-          <w:ilvl w:val="3"/>
-          <w:numId w:val="2"/>
-        </w:numPr>
-      </w:pPr>
-      <w:r>
-        <w:t xml:space="preserve">This is a </w:t>
-      </w:r>
+        <w:t>ano</w:t>
+      </w:r>
+      <w:proofErr w:type="spellEnd"/>
       <w:r>
         <w:rPr>
           <w:b/>
@@ -438,10 +421,7 @@
           <w:i/>
           <w:iCs/>
         </w:rPr>
-        <w:t>netstat (Network Statistics</w:t>
-      </w:r>
-      <w:r>
-        <w:t xml:space="preserve">) command that is a powerful tool used to see every “connection” your computer is making to the internet or other devices on your local network. </w:t>
+        <w:t xml:space="preserve"> &gt; logs/netstat.txt</w:t>
       </w:r>
     </w:p>
     <w:p>
@@ -453,19 +433,7 @@
         </w:numPr>
       </w:pPr>
       <w:r>
-        <w:t>Then run command:</w:t>
-      </w:r>
-    </w:p>
-    <w:p>
-      <w:pPr>
-        <w:pStyle w:val="ListParagraph"/>
-        <w:numPr>
-          <w:ilvl w:val="3"/>
-          <w:numId w:val="2"/>
-        </w:numPr>
-      </w:pPr>
-      <w:r>
-        <w:t xml:space="preserve">Type, </w:t>
+        <w:t xml:space="preserve">First run, </w:t>
       </w:r>
       <w:r>
         <w:rPr>
@@ -474,7 +442,87 @@
           <w:i/>
           <w:iCs/>
         </w:rPr>
-        <w:t>netstat -ano &gt; logs/netstat.txt</w:t>
+        <w:t>netstat</w:t>
+      </w:r>
+      <w:r>
+        <w:t xml:space="preserve">. </w:t>
+      </w:r>
+    </w:p>
+    <w:p>
+      <w:pPr>
+        <w:pStyle w:val="ListParagraph"/>
+        <w:numPr>
+          <w:ilvl w:val="3"/>
+          <w:numId w:val="2"/>
+        </w:numPr>
+      </w:pPr>
+      <w:r>
+        <w:t xml:space="preserve">This is a </w:t>
+      </w:r>
+      <w:r>
+        <w:rPr>
+          <w:b/>
+          <w:bCs/>
+          <w:i/>
+          <w:iCs/>
+        </w:rPr>
+        <w:t>netstat (Network Statistics</w:t>
+      </w:r>
+      <w:r>
+        <w:t xml:space="preserve">) command that is a powerful tool used to see every “connection” your computer is making to the internet or other devices on your local network. </w:t>
+      </w:r>
+    </w:p>
+    <w:p>
+      <w:pPr>
+        <w:pStyle w:val="ListParagraph"/>
+        <w:numPr>
+          <w:ilvl w:val="2"/>
+          <w:numId w:val="2"/>
+        </w:numPr>
+      </w:pPr>
+      <w:r>
+        <w:t>Then run command:</w:t>
+      </w:r>
+    </w:p>
+    <w:p>
+      <w:pPr>
+        <w:pStyle w:val="ListParagraph"/>
+        <w:numPr>
+          <w:ilvl w:val="3"/>
+          <w:numId w:val="2"/>
+        </w:numPr>
+      </w:pPr>
+      <w:r>
+        <w:t xml:space="preserve">Type, </w:t>
+      </w:r>
+      <w:r>
+        <w:rPr>
+          <w:b/>
+          <w:bCs/>
+          <w:i/>
+          <w:iCs/>
+        </w:rPr>
+        <w:t>netstat -</w:t>
+      </w:r>
+      <w:proofErr w:type="spellStart"/>
+      <w:r>
+        <w:rPr>
+          <w:b/>
+          <w:bCs/>
+          <w:i/>
+          <w:iCs/>
+        </w:rPr>
+        <w:t>ano</w:t>
+      </w:r>
+      <w:proofErr w:type="spellEnd"/>
+      <w:r>
+        <w:rPr>
+          <w:b/>
+          <w:bCs/>
+          <w:i/>
+          <w:iCs/>
+        </w:rPr>
+        <w:t xml:space="preserve"> &gt; logs/netstat.txt</w:t>
       </w:r>
       <w:r>
         <w:t xml:space="preserve"> </w:t>
@@ -903,7 +951,15 @@
         </w:numPr>
       </w:pPr>
       <w:r>
-        <w:t xml:space="preserve">While netstat just shows you information, netsh allows your to actually change settings. </w:t>
+        <w:t xml:space="preserve">While netstat just shows you information, netsh allows </w:t>
+      </w:r>
+      <w:proofErr w:type="spellStart"/>
+      <w:r>
+        <w:t>your</w:t>
+      </w:r>
+      <w:proofErr w:type="spellEnd"/>
+      <w:r>
+        <w:t xml:space="preserve"> to actually change settings. </w:t>
       </w:r>
     </w:p>
     <w:p>
@@ -958,32 +1014,9 @@
           <w:i/>
           <w:iCs/>
         </w:rPr>
-        <w:t>netsh wlan show profile name="WiFi_Name" key=clear</w:t>
-      </w:r>
-    </w:p>
-    <w:p>
-      <w:pPr>
-        <w:pStyle w:val="ListParagraph"/>
-        <w:numPr>
-          <w:ilvl w:val="6"/>
-          <w:numId w:val="2"/>
-        </w:numPr>
-      </w:pPr>
-      <w:r>
-        <w:t xml:space="preserve">To show you the password of the network you previously joined. </w:t>
-      </w:r>
-    </w:p>
-    <w:p>
-      <w:pPr>
-        <w:pStyle w:val="ListParagraph"/>
-        <w:numPr>
-          <w:ilvl w:val="5"/>
-          <w:numId w:val="2"/>
-        </w:numPr>
-      </w:pPr>
-      <w:r>
-        <w:t xml:space="preserve">Type, </w:t>
-      </w:r>
+        <w:t xml:space="preserve">netsh </w:t>
+      </w:r>
+      <w:proofErr w:type="spellStart"/>
       <w:r>
         <w:rPr>
           <w:b/>
@@ -991,32 +1024,9 @@
           <w:i/>
           <w:iCs/>
         </w:rPr>
-        <w:t>netsh advfirewall set allprofiles state off</w:t>
-      </w:r>
-    </w:p>
-    <w:p>
-      <w:pPr>
-        <w:pStyle w:val="ListParagraph"/>
-        <w:numPr>
-          <w:ilvl w:val="6"/>
-          <w:numId w:val="2"/>
-        </w:numPr>
-      </w:pPr>
-      <w:r>
-        <w:t>This command turns off firewall</w:t>
-      </w:r>
-    </w:p>
-    <w:p>
-      <w:pPr>
-        <w:pStyle w:val="ListParagraph"/>
-        <w:numPr>
-          <w:ilvl w:val="5"/>
-          <w:numId w:val="2"/>
-        </w:numPr>
-      </w:pPr>
-      <w:r>
-        <w:t xml:space="preserve">Type, </w:t>
-      </w:r>
+        <w:t>wlan</w:t>
+      </w:r>
+      <w:proofErr w:type="spellEnd"/>
       <w:r>
         <w:rPr>
           <w:b/>
@@ -1024,32 +1034,9 @@
           <w:i/>
           <w:iCs/>
         </w:rPr>
-        <w:t>netsh interface ip show config</w:t>
-      </w:r>
-    </w:p>
-    <w:p>
-      <w:pPr>
-        <w:pStyle w:val="ListParagraph"/>
-        <w:numPr>
-          <w:ilvl w:val="6"/>
-          <w:numId w:val="2"/>
-        </w:numPr>
-      </w:pPr>
-      <w:r>
-        <w:t xml:space="preserve">This provides a detailed look at your network adapters. </w:t>
-      </w:r>
-    </w:p>
-    <w:p>
-      <w:pPr>
-        <w:pStyle w:val="ListParagraph"/>
-        <w:numPr>
-          <w:ilvl w:val="5"/>
-          <w:numId w:val="2"/>
-        </w:numPr>
-      </w:pPr>
-      <w:r>
-        <w:t xml:space="preserve">Type: </w:t>
-      </w:r>
+        <w:t xml:space="preserve"> show profile name="</w:t>
+      </w:r>
+      <w:proofErr w:type="spellStart"/>
       <w:r>
         <w:rPr>
           <w:b/>
@@ -1057,8 +1044,9 @@
           <w:i/>
           <w:iCs/>
         </w:rPr>
-        <w:t>netsh winsock reset</w:t>
-      </w:r>
+        <w:t>WiFi_Name</w:t>
+      </w:r>
+      <w:proofErr w:type="spellEnd"/>
       <w:r>
         <w:rPr>
           <w:b/>
@@ -1066,7 +1054,31 @@
           <w:i/>
           <w:iCs/>
         </w:rPr>
-        <w:t xml:space="preserve"> or </w:t>
+        <w:t>" key=clear</w:t>
+      </w:r>
+    </w:p>
+    <w:p>
+      <w:pPr>
+        <w:pStyle w:val="ListParagraph"/>
+        <w:numPr>
+          <w:ilvl w:val="6"/>
+          <w:numId w:val="2"/>
+        </w:numPr>
+      </w:pPr>
+      <w:r>
+        <w:t xml:space="preserve">To show you the password of the network you previously joined. </w:t>
+      </w:r>
+    </w:p>
+    <w:p>
+      <w:pPr>
+        <w:pStyle w:val="ListParagraph"/>
+        <w:numPr>
+          <w:ilvl w:val="5"/>
+          <w:numId w:val="2"/>
+        </w:numPr>
+      </w:pPr>
+      <w:r>
+        <w:t xml:space="preserve">Type, </w:t>
       </w:r>
       <w:r>
         <w:rPr>
@@ -1075,7 +1087,93 @@
           <w:i/>
           <w:iCs/>
         </w:rPr>
-        <w:t>netsh int ip reset</w:t>
+        <w:t>netsh advfirewall set allprofiles state off</w:t>
+      </w:r>
+    </w:p>
+    <w:p>
+      <w:pPr>
+        <w:pStyle w:val="ListParagraph"/>
+        <w:numPr>
+          <w:ilvl w:val="6"/>
+          <w:numId w:val="2"/>
+        </w:numPr>
+      </w:pPr>
+      <w:r>
+        <w:t>This command turns off firewall</w:t>
+      </w:r>
+    </w:p>
+    <w:p>
+      <w:pPr>
+        <w:pStyle w:val="ListParagraph"/>
+        <w:numPr>
+          <w:ilvl w:val="5"/>
+          <w:numId w:val="2"/>
+        </w:numPr>
+      </w:pPr>
+      <w:r>
+        <w:t xml:space="preserve">Type, </w:t>
+      </w:r>
+      <w:r>
+        <w:rPr>
+          <w:b/>
+          <w:bCs/>
+          <w:i/>
+          <w:iCs/>
+        </w:rPr>
+        <w:t>netsh interface ip show config</w:t>
+      </w:r>
+    </w:p>
+    <w:p>
+      <w:pPr>
+        <w:pStyle w:val="ListParagraph"/>
+        <w:numPr>
+          <w:ilvl w:val="6"/>
+          <w:numId w:val="2"/>
+        </w:numPr>
+      </w:pPr>
+      <w:r>
+        <w:t xml:space="preserve">This provides a detailed look at your network adapters. </w:t>
+      </w:r>
+    </w:p>
+    <w:p>
+      <w:pPr>
+        <w:pStyle w:val="ListParagraph"/>
+        <w:numPr>
+          <w:ilvl w:val="5"/>
+          <w:numId w:val="2"/>
+        </w:numPr>
+      </w:pPr>
+      <w:r>
+        <w:t xml:space="preserve">Type: </w:t>
+      </w:r>
+      <w:r>
+        <w:rPr>
+          <w:b/>
+          <w:bCs/>
+          <w:i/>
+          <w:iCs/>
+        </w:rPr>
+        <w:t xml:space="preserve">netsh </w:t>
+      </w:r>
+      <w:proofErr w:type="spellStart"/>
+      <w:r>
+        <w:rPr>
+          <w:b/>
+          <w:bCs/>
+          <w:i/>
+          <w:iCs/>
+        </w:rPr>
+        <w:t>winsock</w:t>
+      </w:r>
+      <w:proofErr w:type="spellEnd"/>
+      <w:r>
+        <w:rPr>
+          <w:b/>
+          <w:bCs/>
+          <w:i/>
+          <w:iCs/>
+        </w:rPr>
+        <w:t xml:space="preserve"> reset or netsh int ip reset</w:t>
       </w:r>
     </w:p>
     <w:p>
@@ -1127,6 +1225,7 @@
           <w:numId w:val="2"/>
         </w:numPr>
       </w:pPr>
+      <w:proofErr w:type="spellStart"/>
       <w:r>
         <w:rPr>
           <w:b/>
@@ -1134,6 +1233,7 @@
         </w:rPr>
         <w:t>wlan</w:t>
       </w:r>
+      <w:proofErr w:type="spellEnd"/>
       <w:r>
         <w:t>: For Wi-Fi settings and profiles.</w:t>
       </w:r>
@@ -1429,54 +1529,9 @@
           <w:i/>
           <w:iCs/>
         </w:rPr>
-        <w:t>tasklist | findstr 1148</w:t>
-      </w:r>
-      <w:r>
-        <w:t xml:space="preserve"> </w:t>
-      </w:r>
-    </w:p>
-    <w:p>
-      <w:pPr>
-        <w:pStyle w:val="ListParagraph"/>
-        <w:numPr>
-          <w:ilvl w:val="7"/>
-          <w:numId w:val="2"/>
-        </w:numPr>
-      </w:pPr>
-      <w:r>
-        <w:t xml:space="preserve">This command shows me the image name along with the PID services: </w:t>
-      </w:r>
-    </w:p>
-    <w:p>
-      <w:pPr>
-        <w:pStyle w:val="ListParagraph"/>
-        <w:numPr>
-          <w:ilvl w:val="8"/>
-          <w:numId w:val="2"/>
-        </w:numPr>
-      </w:pPr>
-      <w:r>
-        <w:rPr>
-          <w:b/>
-          <w:bCs/>
-        </w:rPr>
-        <w:t>Example</w:t>
-      </w:r>
-      <w:r>
-        <w:t xml:space="preserve">: svchost.exe is almost never a cause for panic, but it is one of the most common places for malware to “hide” because it looks so normal.  </w:t>
-      </w:r>
-    </w:p>
-    <w:p>
-      <w:pPr>
-        <w:pStyle w:val="ListParagraph"/>
-        <w:numPr>
-          <w:ilvl w:val="5"/>
-          <w:numId w:val="2"/>
-        </w:numPr>
-      </w:pPr>
-      <w:r>
-        <w:t xml:space="preserve">Type: </w:t>
-      </w:r>
+        <w:t xml:space="preserve">tasklist | </w:t>
+      </w:r>
+      <w:proofErr w:type="spellStart"/>
       <w:r>
         <w:rPr>
           <w:b/>
@@ -1484,7 +1539,92 @@
           <w:i/>
           <w:iCs/>
         </w:rPr>
-        <w:t>tasklist /svc /fi/ “pid eq 1148</w:t>
+        <w:t>findstr</w:t>
+      </w:r>
+      <w:proofErr w:type="spellEnd"/>
+      <w:r>
+        <w:rPr>
+          <w:b/>
+          <w:bCs/>
+          <w:i/>
+          <w:iCs/>
+        </w:rPr>
+        <w:t xml:space="preserve"> 1148</w:t>
+      </w:r>
+      <w:r>
+        <w:t xml:space="preserve"> </w:t>
+      </w:r>
+    </w:p>
+    <w:p>
+      <w:pPr>
+        <w:pStyle w:val="ListParagraph"/>
+        <w:numPr>
+          <w:ilvl w:val="7"/>
+          <w:numId w:val="2"/>
+        </w:numPr>
+      </w:pPr>
+      <w:r>
+        <w:t xml:space="preserve">This command shows me the image name along with the PID services: </w:t>
+      </w:r>
+    </w:p>
+    <w:p>
+      <w:pPr>
+        <w:pStyle w:val="ListParagraph"/>
+        <w:numPr>
+          <w:ilvl w:val="8"/>
+          <w:numId w:val="2"/>
+        </w:numPr>
+      </w:pPr>
+      <w:r>
+        <w:rPr>
+          <w:b/>
+          <w:bCs/>
+        </w:rPr>
+        <w:t>Example</w:t>
+      </w:r>
+      <w:r>
+        <w:t xml:space="preserve">: svchost.exe is almost never a cause for panic, but it is one of the most common places for malware to “hide” because it looks so normal.  </w:t>
+      </w:r>
+    </w:p>
+    <w:p>
+      <w:pPr>
+        <w:pStyle w:val="ListParagraph"/>
+        <w:numPr>
+          <w:ilvl w:val="5"/>
+          <w:numId w:val="2"/>
+        </w:numPr>
+      </w:pPr>
+      <w:r>
+        <w:t xml:space="preserve">Type: </w:t>
+      </w:r>
+      <w:r>
+        <w:rPr>
+          <w:b/>
+          <w:bCs/>
+          <w:i/>
+          <w:iCs/>
+        </w:rPr>
+        <w:t>tasklist /svc /fi/ “</w:t>
+      </w:r>
+      <w:proofErr w:type="spellStart"/>
+      <w:r>
+        <w:rPr>
+          <w:b/>
+          <w:bCs/>
+          <w:i/>
+          <w:iCs/>
+        </w:rPr>
+        <w:t>pid</w:t>
+      </w:r>
+      <w:proofErr w:type="spellEnd"/>
+      <w:r>
+        <w:rPr>
+          <w:b/>
+          <w:bCs/>
+          <w:i/>
+          <w:iCs/>
+        </w:rPr>
+        <w:t xml:space="preserve"> eq 1148</w:t>
       </w:r>
       <w:r>
         <w:t>:</w:t>
@@ -1536,52 +1676,95 @@
           <w:highlight w:val="yellow"/>
           <w:u w:val="single"/>
         </w:rPr>
-        <w:t>tasklist /svc/fi/”pid eq 1148</w:t>
-      </w:r>
-      <w:r>
-        <w:rPr>
+        <w:t>tasklist /svc/fi</w:t>
+      </w:r>
+      <w:proofErr w:type="gramStart"/>
+      <w:r>
+        <w:rPr>
+          <w:b/>
+          <w:bCs/>
+          <w:i/>
+          <w:iCs/>
           <w:sz w:val="28"/>
           <w:szCs w:val="28"/>
           <w:highlight w:val="yellow"/>
           <w:u w:val="single"/>
         </w:rPr>
-        <w:t xml:space="preserve">: </w:t>
-      </w:r>
-    </w:p>
-    <w:p>
-      <w:pPr>
-        <w:pStyle w:val="ListParagraph"/>
-        <w:numPr>
-          <w:ilvl w:val="2"/>
-          <w:numId w:val="2"/>
-        </w:numPr>
-      </w:pPr>
-      <w:r>
-        <w:t xml:space="preserve">If you </w:t>
-      </w:r>
-      <w:r>
-        <w:rPr>
+        <w:t>/”</w:t>
+      </w:r>
+      <w:proofErr w:type="spellStart"/>
+      <w:r>
+        <w:rPr>
+          <w:b/>
+          <w:bCs/>
           <w:i/>
           <w:iCs/>
-        </w:rPr>
-        <w:t xml:space="preserve">see </w:t>
-      </w:r>
+          <w:sz w:val="28"/>
+          <w:szCs w:val="28"/>
+          <w:highlight w:val="yellow"/>
+          <w:u w:val="single"/>
+        </w:rPr>
+        <w:t>pid</w:t>
+      </w:r>
+      <w:proofErr w:type="spellEnd"/>
+      <w:proofErr w:type="gramEnd"/>
       <w:r>
         <w:rPr>
           <w:b/>
           <w:bCs/>
           <w:i/>
           <w:iCs/>
-        </w:rPr>
-        <w:t>S</w:t>
-      </w:r>
-      <w:r>
-        <w:rPr>
-          <w:b/>
-          <w:bCs/>
+          <w:sz w:val="28"/>
+          <w:szCs w:val="28"/>
+          <w:highlight w:val="yellow"/>
+          <w:u w:val="single"/>
+        </w:rPr>
+        <w:t xml:space="preserve"> eq 1148</w:t>
+      </w:r>
+      <w:r>
+        <w:rPr>
+          <w:sz w:val="28"/>
+          <w:szCs w:val="28"/>
+          <w:highlight w:val="yellow"/>
+          <w:u w:val="single"/>
+        </w:rPr>
+        <w:t xml:space="preserve">: </w:t>
+      </w:r>
+    </w:p>
+    <w:p>
+      <w:pPr>
+        <w:pStyle w:val="ListParagraph"/>
+        <w:numPr>
+          <w:ilvl w:val="2"/>
+          <w:numId w:val="2"/>
+        </w:numPr>
+      </w:pPr>
+      <w:r>
+        <w:t xml:space="preserve">If you </w:t>
+      </w:r>
+      <w:r>
+        <w:rPr>
           <w:i/>
           <w:iCs/>
         </w:rPr>
+        <w:t xml:space="preserve">see </w:t>
+      </w:r>
+      <w:r>
+        <w:rPr>
+          <w:b/>
+          <w:bCs/>
+          <w:i/>
+          <w:iCs/>
+        </w:rPr>
+        <w:t>S</w:t>
+      </w:r>
+      <w:r>
+        <w:rPr>
+          <w:b/>
+          <w:bCs/>
+          <w:i/>
+          <w:iCs/>
+        </w:rPr>
         <w:t>ervices</w:t>
       </w:r>
       <w:r>
@@ -1597,6 +1780,7 @@
       <w:r>
         <w:t xml:space="preserve">, </w:t>
       </w:r>
+      <w:proofErr w:type="spellStart"/>
       <w:r>
         <w:rPr>
           <w:b/>
@@ -1604,6 +1788,7 @@
         </w:rPr>
         <w:t>Eventlog</w:t>
       </w:r>
+      <w:proofErr w:type="spellEnd"/>
       <w:r>
         <w:t xml:space="preserve">, or </w:t>
       </w:r>
@@ -2163,7 +2348,15 @@
       </w:pPr>
       <w:r>
         <w:lastRenderedPageBreak/>
-        <w:t>This is normal for services like RpcSs (PID 1148).</w:t>
+        <w:t xml:space="preserve">This is normal for services like </w:t>
+      </w:r>
+      <w:proofErr w:type="spellStart"/>
+      <w:r>
+        <w:t>RpcSs</w:t>
+      </w:r>
+      <w:proofErr w:type="spellEnd"/>
+      <w:r>
+        <w:t xml:space="preserve"> (PID 1148).</w:t>
       </w:r>
     </w:p>
     <w:p>
@@ -2282,7 +2475,27 @@
           <w:i/>
           <w:iCs/>
         </w:rPr>
-        <w:t>tasklist | findstr &lt;PID&gt;</w:t>
+        <w:t xml:space="preserve">tasklist | </w:t>
+      </w:r>
+      <w:proofErr w:type="spellStart"/>
+      <w:r>
+        <w:rPr>
+          <w:b/>
+          <w:bCs/>
+          <w:i/>
+          <w:iCs/>
+        </w:rPr>
+        <w:t>findstr</w:t>
+      </w:r>
+      <w:proofErr w:type="spellEnd"/>
+      <w:r>
+        <w:rPr>
+          <w:b/>
+          <w:bCs/>
+          <w:i/>
+          <w:iCs/>
+        </w:rPr>
+        <w:t xml:space="preserve"> &lt;PID&gt;</w:t>
       </w:r>
       <w:r>
         <w:rPr>
@@ -2665,8 +2878,6 @@
     <w:p>
       <w:r>
         <w:tab/>
-      </w:r>
-      <w:r>
         <w:t>E:\Skills\Cyber Projects&gt;</w:t>
       </w:r>
       <w:r>
@@ -2676,7 +2887,27 @@
           <w:i/>
           <w:iCs/>
         </w:rPr>
-        <w:t>tasklist | findstr 4148</w:t>
+        <w:t xml:space="preserve">tasklist | </w:t>
+      </w:r>
+      <w:proofErr w:type="spellStart"/>
+      <w:r>
+        <w:rPr>
+          <w:b/>
+          <w:bCs/>
+          <w:i/>
+          <w:iCs/>
+        </w:rPr>
+        <w:t>findstr</w:t>
+      </w:r>
+      <w:proofErr w:type="spellEnd"/>
+      <w:r>
+        <w:rPr>
+          <w:b/>
+          <w:bCs/>
+          <w:i/>
+          <w:iCs/>
+        </w:rPr>
+        <w:t xml:space="preserve"> 4148</w:t>
       </w:r>
     </w:p>
     <w:p>
@@ -2716,7 +2947,47 @@
           <w:i/>
           <w:iCs/>
         </w:rPr>
-        <w:t>netstat -ano| findstr ESTABLISHED</w:t>
+        <w:t>netstat -</w:t>
+      </w:r>
+      <w:proofErr w:type="spellStart"/>
+      <w:r>
+        <w:rPr>
+          <w:b/>
+          <w:bCs/>
+          <w:i/>
+          <w:iCs/>
+        </w:rPr>
+        <w:t>ano</w:t>
+      </w:r>
+      <w:proofErr w:type="spellEnd"/>
+      <w:r>
+        <w:rPr>
+          <w:b/>
+          <w:bCs/>
+          <w:i/>
+          <w:iCs/>
+        </w:rPr>
+        <w:t xml:space="preserve">| </w:t>
+      </w:r>
+      <w:proofErr w:type="spellStart"/>
+      <w:r>
+        <w:rPr>
+          <w:b/>
+          <w:bCs/>
+          <w:i/>
+          <w:iCs/>
+        </w:rPr>
+        <w:t>findstr</w:t>
+      </w:r>
+      <w:proofErr w:type="spellEnd"/>
+      <w:r>
+        <w:rPr>
+          <w:b/>
+          <w:bCs/>
+          <w:i/>
+          <w:iCs/>
+        </w:rPr>
+        <w:t xml:space="preserve"> ESTABLISHED</w:t>
       </w:r>
       <w:r>
         <w:t xml:space="preserve"> </w:t>
@@ -2759,7 +3030,15 @@
         </w:numPr>
       </w:pPr>
       <w:r>
-        <w:t>Type, tasklist /svc /fi “pid eq 4148”:</w:t>
+        <w:t>Type, tasklist /svc /fi “</w:t>
+      </w:r>
+      <w:proofErr w:type="spellStart"/>
+      <w:r>
+        <w:t>pid</w:t>
+      </w:r>
+      <w:proofErr w:type="spellEnd"/>
+      <w:r>
+        <w:t xml:space="preserve"> eq 4148”:</w:t>
       </w:r>
     </w:p>
     <w:p>
@@ -2837,6 +3116,7 @@
           <w:numId w:val="2"/>
         </w:numPr>
       </w:pPr>
+      <w:proofErr w:type="spellStart"/>
       <w:r>
         <w:rPr>
           <w:b/>
@@ -2847,6 +3127,7 @@
         </w:rPr>
         <w:t>WlanSvc</w:t>
       </w:r>
+      <w:proofErr w:type="spellEnd"/>
       <w:r>
         <w:t xml:space="preserve">: This is your </w:t>
       </w:r>
@@ -2869,6 +3150,7 @@
           <w:numId w:val="2"/>
         </w:numPr>
       </w:pPr>
+      <w:proofErr w:type="spellStart"/>
       <w:r>
         <w:rPr>
           <w:b/>
@@ -2879,6 +3161,7 @@
         </w:rPr>
         <w:t>Appinfo</w:t>
       </w:r>
+      <w:proofErr w:type="spellEnd"/>
       <w:r>
         <w:t>: Helps Windows run apps with "Admin" permissions.</w:t>
       </w:r>
@@ -2891,6 +3174,7 @@
           <w:numId w:val="2"/>
         </w:numPr>
       </w:pPr>
+      <w:proofErr w:type="spellStart"/>
       <w:r>
         <w:rPr>
           <w:b/>
@@ -2901,6 +3185,7 @@
         </w:rPr>
         <w:t>LanmanWorkstation</w:t>
       </w:r>
+      <w:proofErr w:type="spellEnd"/>
       <w:r>
         <w:t>: Used for connecting to other computers or printers on your network.</w:t>
       </w:r>
@@ -2913,6 +3198,7 @@
           <w:numId w:val="2"/>
         </w:numPr>
       </w:pPr>
+      <w:proofErr w:type="spellStart"/>
       <w:r>
         <w:rPr>
           <w:b/>
@@ -2924,6 +3210,7 @@
         <w:lastRenderedPageBreak/>
         <w:t>TermService</w:t>
       </w:r>
+      <w:proofErr w:type="spellEnd"/>
       <w:r>
         <w:t xml:space="preserve">: This is </w:t>
       </w:r>
@@ -2949,6 +3236,7 @@
           <w:highlight w:val="cyan"/>
         </w:rPr>
       </w:pPr>
+      <w:proofErr w:type="spellStart"/>
       <w:r>
         <w:rPr>
           <w:b/>
@@ -2959,6 +3247,7 @@
         </w:rPr>
         <w:t>WpnService</w:t>
       </w:r>
+      <w:proofErr w:type="spellEnd"/>
       <w:r>
         <w:rPr>
           <w:highlight w:val="cyan"/>
@@ -3060,7 +3349,15 @@
         </w:numPr>
       </w:pPr>
       <w:r>
-        <w:t xml:space="preserve">With a foreign IP, and the service is something like WlanSvc, it’s just your computer managing its connection. </w:t>
+        <w:t xml:space="preserve">With a foreign IP, and the service is something like </w:t>
+      </w:r>
+      <w:proofErr w:type="spellStart"/>
+      <w:r>
+        <w:t>WlanSvc</w:t>
+      </w:r>
+      <w:proofErr w:type="spellEnd"/>
+      <w:r>
+        <w:t xml:space="preserve">, it’s just your computer managing its connection. </w:t>
       </w:r>
     </w:p>
     <w:p>
@@ -3148,73 +3445,9 @@
           <w:i/>
           <w:iCs/>
         </w:rPr>
-        <w:t xml:space="preserve">Netstat -ano </w:t>
-      </w:r>
-    </w:p>
-    <w:p>
-      <w:pPr>
-        <w:pStyle w:val="ListParagraph"/>
-        <w:numPr>
-          <w:ilvl w:val="2"/>
-          <w:numId w:val="2"/>
-        </w:numPr>
-      </w:pPr>
-      <w:r>
-        <w:t xml:space="preserve">Firewall settings </w:t>
-      </w:r>
-      <w:r>
-        <w:t xml:space="preserve">Graphical User Interface </w:t>
-      </w:r>
-      <w:r>
-        <w:t xml:space="preserve">(GUI) </w:t>
-      </w:r>
-    </w:p>
-    <w:p>
-      <w:pPr>
-        <w:pStyle w:val="ListParagraph"/>
-        <w:numPr>
-          <w:ilvl w:val="2"/>
-          <w:numId w:val="2"/>
-        </w:numPr>
-      </w:pPr>
-      <w:r>
-        <w:t>Any interesting findings</w:t>
-      </w:r>
-    </w:p>
-    <w:p>
-      <w:pPr>
-        <w:pStyle w:val="ListParagraph"/>
-        <w:numPr>
-          <w:ilvl w:val="3"/>
-          <w:numId w:val="2"/>
-        </w:numPr>
-      </w:pPr>
-      <w:r>
-        <w:t xml:space="preserve">Drop them in the screenshots. </w:t>
-      </w:r>
-      <w:r>
-        <w:t xml:space="preserve"> </w:t>
-      </w:r>
-    </w:p>
-    <w:p>
-      <w:pPr>
-        <w:pStyle w:val="ListParagraph"/>
-        <w:numPr>
-          <w:ilvl w:val="2"/>
-          <w:numId w:val="2"/>
-        </w:numPr>
-      </w:pPr>
-      <w:r>
-        <w:rPr>
-          <w:b/>
-          <w:bCs/>
-          <w:color w:val="EE0000"/>
-        </w:rPr>
-        <w:t>Note</w:t>
-      </w:r>
-      <w:r>
-        <w:t xml:space="preserve">: to take a screen shot Press, </w:t>
-      </w:r>
+        <w:t>Netstat -</w:t>
+      </w:r>
+      <w:proofErr w:type="spellStart"/>
       <w:r>
         <w:rPr>
           <w:b/>
@@ -3222,11 +3455,9 @@
           <w:i/>
           <w:iCs/>
         </w:rPr>
-        <w:t>Windows key + Shift + S</w:t>
-      </w:r>
-      <w:r>
-        <w:t xml:space="preserve">, for full screen screenshots: Press, </w:t>
-      </w:r>
+        <w:t>ano</w:t>
+      </w:r>
+      <w:proofErr w:type="spellEnd"/>
       <w:r>
         <w:rPr>
           <w:b/>
@@ -3234,6 +3465,92 @@
           <w:i/>
           <w:iCs/>
         </w:rPr>
+        <w:t xml:space="preserve"> </w:t>
+      </w:r>
+    </w:p>
+    <w:p>
+      <w:pPr>
+        <w:pStyle w:val="ListParagraph"/>
+        <w:numPr>
+          <w:ilvl w:val="2"/>
+          <w:numId w:val="2"/>
+        </w:numPr>
+      </w:pPr>
+      <w:r>
+        <w:t xml:space="preserve">Firewall settings </w:t>
+      </w:r>
+      <w:r>
+        <w:t xml:space="preserve">Graphical User Interface </w:t>
+      </w:r>
+      <w:r>
+        <w:t xml:space="preserve">(GUI) </w:t>
+      </w:r>
+    </w:p>
+    <w:p>
+      <w:pPr>
+        <w:pStyle w:val="ListParagraph"/>
+        <w:numPr>
+          <w:ilvl w:val="2"/>
+          <w:numId w:val="2"/>
+        </w:numPr>
+      </w:pPr>
+      <w:r>
+        <w:t>Any interesting findings</w:t>
+      </w:r>
+    </w:p>
+    <w:p>
+      <w:pPr>
+        <w:pStyle w:val="ListParagraph"/>
+        <w:numPr>
+          <w:ilvl w:val="3"/>
+          <w:numId w:val="2"/>
+        </w:numPr>
+      </w:pPr>
+      <w:r>
+        <w:t xml:space="preserve">Drop them in the screenshots. </w:t>
+      </w:r>
+      <w:r>
+        <w:t xml:space="preserve"> </w:t>
+      </w:r>
+    </w:p>
+    <w:p>
+      <w:pPr>
+        <w:pStyle w:val="ListParagraph"/>
+        <w:numPr>
+          <w:ilvl w:val="2"/>
+          <w:numId w:val="2"/>
+        </w:numPr>
+      </w:pPr>
+      <w:r>
+        <w:rPr>
+          <w:b/>
+          <w:bCs/>
+          <w:color w:val="EE0000"/>
+        </w:rPr>
+        <w:t>Note</w:t>
+      </w:r>
+      <w:r>
+        <w:t xml:space="preserve">: to take a screen shot Press, </w:t>
+      </w:r>
+      <w:r>
+        <w:rPr>
+          <w:b/>
+          <w:bCs/>
+          <w:i/>
+          <w:iCs/>
+        </w:rPr>
+        <w:t>Windows key + Shift + S</w:t>
+      </w:r>
+      <w:r>
+        <w:t xml:space="preserve">, for full screen screenshots: Press, </w:t>
+      </w:r>
+      <w:r>
+        <w:rPr>
+          <w:b/>
+          <w:bCs/>
+          <w:i/>
+          <w:iCs/>
+        </w:rPr>
         <w:t>Windows key + Print Screen</w:t>
       </w:r>
       <w:r>
@@ -3276,7 +3593,15 @@
         </w:numPr>
       </w:pPr>
       <w:r>
-        <w:t xml:space="preserve">Or Press Win + PrtSc </w:t>
+        <w:t xml:space="preserve">Or Press Win + </w:t>
+      </w:r>
+      <w:proofErr w:type="spellStart"/>
+      <w:r>
+        <w:t>PrtSc</w:t>
+      </w:r>
+      <w:proofErr w:type="spellEnd"/>
+      <w:r>
+        <w:t xml:space="preserve"> </w:t>
       </w:r>
     </w:p>
     <w:p>
@@ -3289,6 +3614,325 @@
       </w:pPr>
       <w:r>
         <w:t xml:space="preserve">Full-screen image is instantly saved to Pictures &gt; Screenshots. </w:t>
+      </w:r>
+    </w:p>
+    <w:p>
+      <w:pPr>
+        <w:pStyle w:val="ListParagraph"/>
+        <w:numPr>
+          <w:ilvl w:val="0"/>
+          <w:numId w:val="2"/>
+        </w:numPr>
+        <w:rPr>
+          <w:b/>
+          <w:bCs/>
+          <w:sz w:val="36"/>
+          <w:szCs w:val="36"/>
+          <w:highlight w:val="yellow"/>
+          <w:u w:val="single"/>
+        </w:rPr>
+      </w:pPr>
+      <w:r>
+        <w:rPr>
+          <w:b/>
+          <w:bCs/>
+          <w:sz w:val="36"/>
+          <w:szCs w:val="36"/>
+          <w:highlight w:val="yellow"/>
+          <w:u w:val="single"/>
+        </w:rPr>
+        <w:t>Step 5: Once your complete:</w:t>
+      </w:r>
+    </w:p>
+    <w:p>
+      <w:pPr>
+        <w:pStyle w:val="ListParagraph"/>
+        <w:numPr>
+          <w:ilvl w:val="1"/>
+          <w:numId w:val="2"/>
+        </w:numPr>
+      </w:pPr>
+      <w:r>
+        <w:lastRenderedPageBreak/>
+        <w:t xml:space="preserve">Update you GitHub webpage and save everything. </w:t>
+      </w:r>
+    </w:p>
+    <w:p>
+      <w:pPr>
+        <w:pStyle w:val="ListParagraph"/>
+        <w:numPr>
+          <w:ilvl w:val="2"/>
+          <w:numId w:val="2"/>
+        </w:numPr>
+      </w:pPr>
+      <w:r>
+        <w:t xml:space="preserve">Type, </w:t>
+      </w:r>
+      <w:r>
+        <w:t>git add README.md</w:t>
+      </w:r>
+    </w:p>
+    <w:p>
+      <w:pPr>
+        <w:pStyle w:val="ListParagraph"/>
+        <w:numPr>
+          <w:ilvl w:val="3"/>
+          <w:numId w:val="2"/>
+        </w:numPr>
+      </w:pPr>
+      <w:r>
+        <w:t xml:space="preserve">Use this command when you ONLY changed the README </w:t>
+      </w:r>
+    </w:p>
+    <w:p>
+      <w:pPr>
+        <w:pStyle w:val="ListParagraph"/>
+        <w:numPr>
+          <w:ilvl w:val="3"/>
+          <w:numId w:val="2"/>
+        </w:numPr>
+      </w:pPr>
+      <w:r>
+        <w:t xml:space="preserve">When you wanted a clean, focused commit like: </w:t>
+      </w:r>
+    </w:p>
+    <w:p>
+      <w:pPr>
+        <w:pStyle w:val="ListParagraph"/>
+        <w:numPr>
+          <w:ilvl w:val="4"/>
+          <w:numId w:val="2"/>
+        </w:numPr>
+      </w:pPr>
+      <w:r>
+        <w:t>“Update documentation only”</w:t>
+      </w:r>
+    </w:p>
+    <w:p>
+      <w:pPr>
+        <w:pStyle w:val="ListParagraph"/>
+        <w:numPr>
+          <w:ilvl w:val="3"/>
+          <w:numId w:val="2"/>
+        </w:numPr>
+      </w:pPr>
+      <w:r>
+        <w:t>Use this command for documentation-only updates</w:t>
+      </w:r>
+    </w:p>
+    <w:p>
+      <w:pPr>
+        <w:pStyle w:val="ListParagraph"/>
+        <w:numPr>
+          <w:ilvl w:val="2"/>
+          <w:numId w:val="2"/>
+        </w:numPr>
+      </w:pPr>
+      <w:r>
+        <w:t xml:space="preserve">Type, git commit -m "Add README file" </w:t>
+      </w:r>
+    </w:p>
+    <w:p>
+      <w:pPr>
+        <w:pStyle w:val="ListParagraph"/>
+        <w:numPr>
+          <w:ilvl w:val="2"/>
+          <w:numId w:val="2"/>
+        </w:numPr>
+      </w:pPr>
+      <w:r>
+        <w:t xml:space="preserve">Type, git push origin main </w:t>
+      </w:r>
+      <w:r>
+        <w:t>or git push -u origin main</w:t>
+      </w:r>
+    </w:p>
+    <w:p>
+      <w:pPr>
+        <w:pStyle w:val="ListParagraph"/>
+        <w:numPr>
+          <w:ilvl w:val="3"/>
+          <w:numId w:val="2"/>
+        </w:numPr>
+      </w:pPr>
+      <w:r>
+        <w:t xml:space="preserve">That -u (upstream) flag quietly told Git: </w:t>
+      </w:r>
+    </w:p>
+    <w:p>
+      <w:pPr>
+        <w:pStyle w:val="ListParagraph"/>
+        <w:numPr>
+          <w:ilvl w:val="4"/>
+          <w:numId w:val="2"/>
+        </w:numPr>
+      </w:pPr>
+      <w:r>
+        <w:t xml:space="preserve">From now on when you say git push, it means origin </w:t>
+      </w:r>
+      <w:r>
+        <w:sym w:font="Wingdings" w:char="F0E0"/>
+      </w:r>
+      <w:r>
+        <w:t xml:space="preserve"> main. </w:t>
+      </w:r>
+    </w:p>
+    <w:p>
+      <w:pPr>
+        <w:pStyle w:val="ListParagraph"/>
+        <w:numPr>
+          <w:ilvl w:val="4"/>
+          <w:numId w:val="2"/>
+        </w:numPr>
+      </w:pPr>
+      <w:r>
+        <w:t>So</w:t>
+      </w:r>
+      <w:r>
+        <w:t>,</w:t>
+      </w:r>
+      <w:r>
+        <w:t xml:space="preserve"> Git saved that connection like a default route</w:t>
+      </w:r>
+    </w:p>
+    <w:p>
+      <w:pPr>
+        <w:pStyle w:val="ListParagraph"/>
+        <w:numPr>
+          <w:ilvl w:val="2"/>
+          <w:numId w:val="2"/>
+        </w:numPr>
+      </w:pPr>
+      <w:r>
+        <w:t>Whenever you make changes to the repo:</w:t>
+      </w:r>
+    </w:p>
+    <w:p>
+      <w:pPr>
+        <w:pStyle w:val="ListParagraph"/>
+        <w:numPr>
+          <w:ilvl w:val="3"/>
+          <w:numId w:val="2"/>
+        </w:numPr>
+      </w:pPr>
+      <w:r>
+        <w:t xml:space="preserve">Type, git </w:t>
+      </w:r>
+      <w:proofErr w:type="gramStart"/>
+      <w:r>
+        <w:t>add .</w:t>
+      </w:r>
+      <w:proofErr w:type="gramEnd"/>
+    </w:p>
+    <w:p>
+      <w:pPr>
+        <w:pStyle w:val="ListParagraph"/>
+        <w:numPr>
+          <w:ilvl w:val="3"/>
+          <w:numId w:val="2"/>
+        </w:numPr>
+      </w:pPr>
+      <w:r>
+        <w:t xml:space="preserve">Type, git commit -m “Describe what you improved” </w:t>
+      </w:r>
+    </w:p>
+    <w:p>
+      <w:pPr>
+        <w:pStyle w:val="ListParagraph"/>
+        <w:numPr>
+          <w:ilvl w:val="3"/>
+          <w:numId w:val="2"/>
+        </w:numPr>
+      </w:pPr>
+      <w:r>
+        <w:t xml:space="preserve">Type, git push </w:t>
+      </w:r>
+    </w:p>
+    <w:p>
+      <w:pPr>
+        <w:pStyle w:val="ListParagraph"/>
+        <w:numPr>
+          <w:ilvl w:val="1"/>
+          <w:numId w:val="2"/>
+        </w:numPr>
+      </w:pPr>
+      <w:r>
+        <w:t>Update screenshots and logs</w:t>
+      </w:r>
+      <w:r>
+        <w:t xml:space="preserve"> folders</w:t>
+      </w:r>
+      <w:r>
+        <w:t>:</w:t>
+      </w:r>
+    </w:p>
+    <w:p>
+      <w:pPr>
+        <w:pStyle w:val="ListParagraph"/>
+        <w:numPr>
+          <w:ilvl w:val="2"/>
+          <w:numId w:val="2"/>
+        </w:numPr>
+      </w:pPr>
+      <w:r>
+        <w:t xml:space="preserve">Type, git add logs/screenshots/ for evidence updates </w:t>
+      </w:r>
+    </w:p>
+    <w:p>
+      <w:pPr>
+        <w:pStyle w:val="ListParagraph"/>
+        <w:numPr>
+          <w:ilvl w:val="2"/>
+          <w:numId w:val="2"/>
+        </w:numPr>
+      </w:pPr>
+      <w:r>
+        <w:t xml:space="preserve">Example: </w:t>
+      </w:r>
+    </w:p>
+    <w:p>
+      <w:pPr>
+        <w:pStyle w:val="ListParagraph"/>
+        <w:numPr>
+          <w:ilvl w:val="3"/>
+          <w:numId w:val="2"/>
+        </w:numPr>
+      </w:pPr>
+      <w:r>
+        <w:t xml:space="preserve">Type, </w:t>
+      </w:r>
+      <w:r>
+        <w:t>git add logs/ screenshots/</w:t>
+      </w:r>
+    </w:p>
+    <w:p>
+      <w:pPr>
+        <w:pStyle w:val="ListParagraph"/>
+        <w:numPr>
+          <w:ilvl w:val="3"/>
+          <w:numId w:val="2"/>
+        </w:numPr>
+      </w:pPr>
+      <w:r>
+        <w:t xml:space="preserve">Type, </w:t>
+      </w:r>
+      <w:r>
+        <w:t>git commit -m "Added logs and screenshots for network analysis lab"</w:t>
+      </w:r>
+    </w:p>
+    <w:p>
+      <w:pPr>
+        <w:pStyle w:val="ListParagraph"/>
+        <w:numPr>
+          <w:ilvl w:val="3"/>
+          <w:numId w:val="2"/>
+        </w:numPr>
+      </w:pPr>
+      <w:r>
+        <w:t xml:space="preserve">Type, </w:t>
+      </w:r>
+      <w:r>
+        <w:t>git push</w:t>
       </w:r>
     </w:p>
     <w:p/>
@@ -3428,8 +4072,13 @@
           <w:numId w:val="3"/>
         </w:numPr>
       </w:pPr>
-      <w:r>
-        <w:t>Identify  the IP/Port</w:t>
+      <w:proofErr w:type="gramStart"/>
+      <w:r>
+        <w:t>Identify  the</w:t>
+      </w:r>
+      <w:proofErr w:type="gramEnd"/>
+      <w:r>
+        <w:t xml:space="preserve"> IP/Port</w:t>
       </w:r>
       <w:r>
         <w:t xml:space="preserve"> (</w:t>
@@ -3450,6 +4099,7 @@
         </w:numPr>
       </w:pPr>
       <w:r>
+        <w:lastRenderedPageBreak/>
         <w:t xml:space="preserve">Find the PID (4148) </w:t>
       </w:r>
     </w:p>
@@ -3737,8 +4387,15 @@
         </w:numPr>
       </w:pPr>
       <w:r>
-        <w:lastRenderedPageBreak/>
-        <w:t xml:space="preserve">Real system files like svchost.exe or services.exe will always have a service name next to them (like Dhcp or Eventlog) </w:t>
+        <w:t xml:space="preserve">Real system files like svchost.exe or services.exe will always have a service name next to them (like Dhcp or </w:t>
+      </w:r>
+      <w:proofErr w:type="spellStart"/>
+      <w:r>
+        <w:t>Eventlog</w:t>
+      </w:r>
+      <w:proofErr w:type="spellEnd"/>
+      <w:r>
+        <w:t xml:space="preserve">) </w:t>
       </w:r>
     </w:p>
     <w:p>
@@ -3884,8 +4541,9 @@
           <w:i/>
           <w:iCs/>
         </w:rPr>
-        <w:t>wmic process get name,executablepath,</w:t>
-      </w:r>
+        <w:t xml:space="preserve">wmic process get </w:t>
+      </w:r>
+      <w:proofErr w:type="gramStart"/>
       <w:r>
         <w:rPr>
           <w:b/>
@@ -3893,7 +4551,17 @@
           <w:i/>
           <w:iCs/>
         </w:rPr>
-        <w:t>processed</w:t>
+        <w:t>name,executablepath</w:t>
+      </w:r>
+      <w:proofErr w:type="gramEnd"/>
+      <w:r>
+        <w:rPr>
+          <w:b/>
+          <w:bCs/>
+          <w:i/>
+          <w:iCs/>
+        </w:rPr>
+        <w:t>,processed</w:t>
       </w:r>
     </w:p>
     <w:p>
@@ -3950,6 +4618,7 @@
           <w:b/>
           <w:bCs/>
         </w:rPr>
+        <w:lastRenderedPageBreak/>
         <w:t>Red Flag:</w:t>
       </w:r>
       <w:r>
@@ -4174,8 +4843,39 @@
           <w:i/>
           <w:iCs/>
         </w:rPr>
-        <w:t>wmic process where processid=[PID] get parentprocessid</w:t>
-      </w:r>
+        <w:t xml:space="preserve">wmic process where </w:t>
+      </w:r>
+      <w:proofErr w:type="spellStart"/>
+      <w:r>
+        <w:rPr>
+          <w:b/>
+          <w:bCs/>
+          <w:i/>
+          <w:iCs/>
+        </w:rPr>
+        <w:t>processid</w:t>
+      </w:r>
+      <w:proofErr w:type="spellEnd"/>
+      <w:r>
+        <w:rPr>
+          <w:b/>
+          <w:bCs/>
+          <w:i/>
+          <w:iCs/>
+        </w:rPr>
+        <w:t xml:space="preserve">=[PID] get </w:t>
+      </w:r>
+      <w:proofErr w:type="spellStart"/>
+      <w:r>
+        <w:rPr>
+          <w:b/>
+          <w:bCs/>
+          <w:i/>
+          <w:iCs/>
+        </w:rPr>
+        <w:t>parentprocessid</w:t>
+      </w:r>
+      <w:proofErr w:type="spellEnd"/>
     </w:p>
     <w:p>
       <w:pPr>
@@ -4334,7 +5034,6 @@
           <w:b/>
           <w:bCs/>
         </w:rPr>
-        <w:lastRenderedPageBreak/>
         <w:t>Why?</w:t>
       </w:r>
     </w:p>
@@ -4480,6 +5179,7 @@
         </w:numPr>
       </w:pPr>
       <w:r>
+        <w:lastRenderedPageBreak/>
         <w:t xml:space="preserve">Type, </w:t>
       </w:r>
       <w:r>
@@ -4489,8 +5189,30 @@
           <w:i/>
           <w:iCs/>
         </w:rPr>
-        <w:t>wmic process get name,processid,parentprocessid</w:t>
-      </w:r>
+        <w:t xml:space="preserve">wmic process get </w:t>
+      </w:r>
+      <w:proofErr w:type="spellStart"/>
+      <w:proofErr w:type="gramStart"/>
+      <w:r>
+        <w:rPr>
+          <w:b/>
+          <w:bCs/>
+          <w:i/>
+          <w:iCs/>
+        </w:rPr>
+        <w:t>name,processid</w:t>
+      </w:r>
+      <w:proofErr w:type="gramEnd"/>
+      <w:r>
+        <w:rPr>
+          <w:b/>
+          <w:bCs/>
+          <w:i/>
+          <w:iCs/>
+        </w:rPr>
+        <w:t>,parentprocessid</w:t>
+      </w:r>
+      <w:proofErr w:type="spellEnd"/>
       <w:r>
         <w:t>.</w:t>
       </w:r>
@@ -4566,7 +5288,15 @@
         </w:numPr>
       </w:pPr>
       <w:r>
-        <w:t>A PID for a system file is linked to a specific service (like your RpcSs example).</w:t>
+        <w:t xml:space="preserve">A PID for a system file is linked to a specific service (like your </w:t>
+      </w:r>
+      <w:proofErr w:type="spellStart"/>
+      <w:r>
+        <w:t>RpcSs</w:t>
+      </w:r>
+      <w:proofErr w:type="spellEnd"/>
+      <w:r>
+        <w:t xml:space="preserve"> example).</w:t>
       </w:r>
     </w:p>
     <w:p>
@@ -4745,7 +5475,29 @@
           <w:iCs/>
           <w:highlight w:val="yellow"/>
         </w:rPr>
-        <w:t>netstat -ano shows that PID is ESTABLISHED with a random IP address on Port 4444 or 80.</w:t>
+        <w:t>netstat -</w:t>
+      </w:r>
+      <w:proofErr w:type="spellStart"/>
+      <w:r>
+        <w:rPr>
+          <w:b/>
+          <w:bCs/>
+          <w:i/>
+          <w:iCs/>
+          <w:highlight w:val="yellow"/>
+        </w:rPr>
+        <w:t>ano</w:t>
+      </w:r>
+      <w:proofErr w:type="spellEnd"/>
+      <w:r>
+        <w:rPr>
+          <w:b/>
+          <w:bCs/>
+          <w:i/>
+          <w:iCs/>
+          <w:highlight w:val="yellow"/>
+        </w:rPr>
+        <w:t xml:space="preserve"> shows that PID is ESTABLISHED with a random IP address on Port 4444 or 80.</w:t>
       </w:r>
     </w:p>
     <w:p>
@@ -4845,7 +5597,6 @@
           <w:szCs w:val="32"/>
           <w:highlight w:val="cyan"/>
         </w:rPr>
-        <w:lastRenderedPageBreak/>
         <w:t>6667</w:t>
       </w:r>
       <w:r>
@@ -5021,7 +5772,159 @@
         </w:numPr>
       </w:pPr>
       <w:r>
-        <w:t>Frequently used by "leetspeak" fans and various malware scripts.</w:t>
+        <w:t>Frequently used by "</w:t>
+      </w:r>
+      <w:proofErr w:type="spellStart"/>
+      <w:r>
+        <w:t>leetspeak</w:t>
+      </w:r>
+      <w:proofErr w:type="spellEnd"/>
+      <w:r>
+        <w:t>" fans and various malware scripts.</w:t>
+      </w:r>
+    </w:p>
+    <w:p>
+      <w:r>
+        <w:lastRenderedPageBreak/>
+        <w:t>Build a Python script:</w:t>
+      </w:r>
+    </w:p>
+    <w:p>
+      <w:pPr>
+        <w:pStyle w:val="ListParagraph"/>
+        <w:numPr>
+          <w:ilvl w:val="0"/>
+          <w:numId w:val="6"/>
+        </w:numPr>
+      </w:pPr>
+      <w:r>
+        <w:t xml:space="preserve">The script: </w:t>
+      </w:r>
+    </w:p>
+    <w:p>
+      <w:pPr>
+        <w:pStyle w:val="ListParagraph"/>
+        <w:numPr>
+          <w:ilvl w:val="1"/>
+          <w:numId w:val="6"/>
+        </w:numPr>
+      </w:pPr>
+      <w:r>
+        <w:t>Reads log/netstat.txt</w:t>
+      </w:r>
+    </w:p>
+    <w:p>
+      <w:pPr>
+        <w:pStyle w:val="ListParagraph"/>
+        <w:numPr>
+          <w:ilvl w:val="1"/>
+          <w:numId w:val="6"/>
+        </w:numPr>
+      </w:pPr>
+      <w:r>
+        <w:t>Extracts open ports</w:t>
+      </w:r>
+    </w:p>
+    <w:p>
+      <w:pPr>
+        <w:pStyle w:val="ListParagraph"/>
+        <w:numPr>
+          <w:ilvl w:val="1"/>
+          <w:numId w:val="6"/>
+        </w:numPr>
+      </w:pPr>
+      <w:r>
+        <w:t xml:space="preserve">Flags “suspicious” ones (simple rules to start) </w:t>
+      </w:r>
+    </w:p>
+    <w:p>
+      <w:pPr>
+        <w:pStyle w:val="ListParagraph"/>
+        <w:numPr>
+          <w:ilvl w:val="1"/>
+          <w:numId w:val="6"/>
+        </w:numPr>
+      </w:pPr>
+      <w:r>
+        <w:t xml:space="preserve">Prints a clean report </w:t>
+      </w:r>
+    </w:p>
+    <w:p>
+      <w:pPr>
+        <w:pStyle w:val="ListParagraph"/>
+        <w:numPr>
+          <w:ilvl w:val="0"/>
+          <w:numId w:val="6"/>
+        </w:numPr>
+      </w:pPr>
+      <w:r>
+        <w:t>Step 1: Create a file in your scripts folder:</w:t>
+      </w:r>
+    </w:p>
+    <w:p>
+      <w:pPr>
+        <w:pStyle w:val="ListParagraph"/>
+        <w:numPr>
+          <w:ilvl w:val="1"/>
+          <w:numId w:val="6"/>
+        </w:numPr>
+      </w:pPr>
+      <w:r>
+        <w:t>In VS Code terminal or Git Bash:</w:t>
+      </w:r>
+    </w:p>
+    <w:p>
+      <w:pPr>
+        <w:pStyle w:val="ListParagraph"/>
+        <w:numPr>
+          <w:ilvl w:val="2"/>
+          <w:numId w:val="6"/>
+        </w:numPr>
+      </w:pPr>
+      <w:r>
+        <w:t xml:space="preserve">Type, </w:t>
+      </w:r>
+      <w:r>
+        <w:t>code scripts/analyze_netstat.py</w:t>
+      </w:r>
+    </w:p>
+    <w:p>
+      <w:pPr>
+        <w:pStyle w:val="ListParagraph"/>
+        <w:numPr>
+          <w:ilvl w:val="1"/>
+          <w:numId w:val="6"/>
+        </w:numPr>
+      </w:pPr>
+      <w:r>
+        <w:t>Or, In VS Code:</w:t>
+      </w:r>
+    </w:p>
+    <w:p>
+      <w:pPr>
+        <w:pStyle w:val="ListParagraph"/>
+        <w:numPr>
+          <w:ilvl w:val="2"/>
+          <w:numId w:val="6"/>
+        </w:numPr>
+      </w:pPr>
+      <w:r>
+        <w:t xml:space="preserve">Go to scripts folder right click and select new file. </w:t>
+      </w:r>
+    </w:p>
+    <w:p>
+      <w:pPr>
+        <w:pStyle w:val="ListParagraph"/>
+        <w:numPr>
+          <w:ilvl w:val="3"/>
+          <w:numId w:val="6"/>
+        </w:numPr>
+      </w:pPr>
+      <w:r>
+        <w:t xml:space="preserve">Type, </w:t>
+      </w:r>
+      <w:r>
+        <w:t>analyze_netstat.py</w:t>
       </w:r>
     </w:p>
     <w:sectPr>
@@ -5126,6 +6029,95 @@
     </w:lvl>
   </w:abstractNum>
   <w:abstractNum w:abstractNumId="1" w15:restartNumberingAfterBreak="0">
+    <w:nsid w:val="1C616058"/>
+    <w:multiLevelType w:val="hybridMultilevel"/>
+    <w:tmpl w:val="8CD68EDC"/>
+    <w:lvl w:ilvl="0" w:tplc="04090015">
+      <w:start w:val="1"/>
+      <w:numFmt w:val="upperLetter"/>
+      <w:lvlText w:val="%1."/>
+      <w:lvlJc w:val="left"/>
+      <w:pPr>
+        <w:ind w:left="720" w:hanging="360"/>
+      </w:pPr>
+      <w:rPr>
+        <w:rFonts w:hint="default"/>
+      </w:rPr>
+    </w:lvl>
+    <w:lvl w:ilvl="1" w:tplc="04090019">
+      <w:start w:val="1"/>
+      <w:numFmt w:val="lowerLetter"/>
+      <w:lvlText w:val="%2."/>
+      <w:lvlJc w:val="left"/>
+      <w:pPr>
+        <w:ind w:left="1440" w:hanging="360"/>
+      </w:pPr>
+    </w:lvl>
+    <w:lvl w:ilvl="2" w:tplc="0409001B">
+      <w:start w:val="1"/>
+      <w:numFmt w:val="lowerRoman"/>
+      <w:lvlText w:val="%3."/>
+      <w:lvlJc w:val="right"/>
+      <w:pPr>
+        <w:ind w:left="2160" w:hanging="180"/>
+      </w:pPr>
+    </w:lvl>
+    <w:lvl w:ilvl="3" w:tplc="0409000F">
+      <w:start w:val="1"/>
+      <w:numFmt w:val="decimal"/>
+      <w:lvlText w:val="%4."/>
+      <w:lvlJc w:val="left"/>
+      <w:pPr>
+        <w:ind w:left="2880" w:hanging="360"/>
+      </w:pPr>
+    </w:lvl>
+    <w:lvl w:ilvl="4" w:tplc="04090019" w:tentative="1">
+      <w:start w:val="1"/>
+      <w:numFmt w:val="lowerLetter"/>
+      <w:lvlText w:val="%5."/>
+      <w:lvlJc w:val="left"/>
+      <w:pPr>
+        <w:ind w:left="3600" w:hanging="360"/>
+      </w:pPr>
+    </w:lvl>
+    <w:lvl w:ilvl="5" w:tplc="0409001B" w:tentative="1">
+      <w:start w:val="1"/>
+      <w:numFmt w:val="lowerRoman"/>
+      <w:lvlText w:val="%6."/>
+      <w:lvlJc w:val="right"/>
+      <w:pPr>
+        <w:ind w:left="4320" w:hanging="180"/>
+      </w:pPr>
+    </w:lvl>
+    <w:lvl w:ilvl="6" w:tplc="0409000F" w:tentative="1">
+      <w:start w:val="1"/>
+      <w:numFmt w:val="decimal"/>
+      <w:lvlText w:val="%7."/>
+      <w:lvlJc w:val="left"/>
+      <w:pPr>
+        <w:ind w:left="5040" w:hanging="360"/>
+      </w:pPr>
+    </w:lvl>
+    <w:lvl w:ilvl="7" w:tplc="04090019" w:tentative="1">
+      <w:start w:val="1"/>
+      <w:numFmt w:val="lowerLetter"/>
+      <w:lvlText w:val="%8."/>
+      <w:lvlJc w:val="left"/>
+      <w:pPr>
+        <w:ind w:left="5760" w:hanging="360"/>
+      </w:pPr>
+    </w:lvl>
+    <w:lvl w:ilvl="8" w:tplc="0409001B" w:tentative="1">
+      <w:start w:val="1"/>
+      <w:numFmt w:val="lowerRoman"/>
+      <w:lvlText w:val="%9."/>
+      <w:lvlJc w:val="right"/>
+      <w:pPr>
+        <w:ind w:left="6480" w:hanging="180"/>
+      </w:pPr>
+    </w:lvl>
+  </w:abstractNum>
+  <w:abstractNum w:abstractNumId="2" w15:restartNumberingAfterBreak="0">
     <w:nsid w:val="1D7E27D6"/>
     <w:multiLevelType w:val="hybridMultilevel"/>
     <w:tmpl w:val="C30C395C"/>
@@ -5214,7 +6206,7 @@
       </w:pPr>
     </w:lvl>
   </w:abstractNum>
-  <w:abstractNum w:abstractNumId="2" w15:restartNumberingAfterBreak="0">
+  <w:abstractNum w:abstractNumId="3" w15:restartNumberingAfterBreak="0">
     <w:nsid w:val="41B7559C"/>
     <w:multiLevelType w:val="hybridMultilevel"/>
     <w:tmpl w:val="8D940E66"/>
@@ -5303,7 +6295,7 @@
       </w:pPr>
     </w:lvl>
   </w:abstractNum>
-  <w:abstractNum w:abstractNumId="3" w15:restartNumberingAfterBreak="0">
+  <w:abstractNum w:abstractNumId="4" w15:restartNumberingAfterBreak="0">
     <w:nsid w:val="6B195C11"/>
     <w:multiLevelType w:val="hybridMultilevel"/>
     <w:tmpl w:val="D83E5694"/>
@@ -5392,7 +6384,7 @@
       </w:pPr>
     </w:lvl>
   </w:abstractNum>
-  <w:abstractNum w:abstractNumId="4" w15:restartNumberingAfterBreak="0">
+  <w:abstractNum w:abstractNumId="5" w15:restartNumberingAfterBreak="0">
     <w:nsid w:val="6E690C56"/>
     <w:multiLevelType w:val="hybridMultilevel"/>
     <w:tmpl w:val="C61E281A"/>
@@ -5485,16 +6477,19 @@
     <w:abstractNumId w:val="0"/>
   </w:num>
   <w:num w:numId="2" w16cid:durableId="666249788">
+    <w:abstractNumId w:val="4"/>
+  </w:num>
+  <w:num w:numId="3" w16cid:durableId="690375429">
     <w:abstractNumId w:val="3"/>
   </w:num>
-  <w:num w:numId="3" w16cid:durableId="690375429">
+  <w:num w:numId="4" w16cid:durableId="1502772874">
     <w:abstractNumId w:val="2"/>
   </w:num>
-  <w:num w:numId="4" w16cid:durableId="1502772874">
+  <w:num w:numId="5" w16cid:durableId="990871336">
+    <w:abstractNumId w:val="5"/>
+  </w:num>
+  <w:num w:numId="6" w16cid:durableId="365646171">
     <w:abstractNumId w:val="1"/>
-  </w:num>
-  <w:num w:numId="5" w16cid:durableId="990871336">
-    <w:abstractNumId w:val="4"/>
   </w:num>
 </w:numbering>
 </file>
@@ -6102,6 +7097,7 @@
   <w:style w:type="character" w:default="1" w:styleId="DefaultParagraphFont">
     <w:name w:val="Default Paragraph Font"/>
     <w:uiPriority w:val="1"/>
+    <w:semiHidden/>
     <w:unhideWhenUsed/>
   </w:style>
   <w:style w:type="table" w:default="1" w:styleId="TableNormal">

--- a/Git Hub/Windows Network & Firewall Analysis.docx
+++ b/Git Hub/Windows Network & Firewall Analysis.docx
@@ -12,6 +12,17 @@
           <w:u w:val="single"/>
         </w:rPr>
       </w:pPr>
+      <w:r>
+        <w:rPr>
+          <w:b/>
+          <w:bCs/>
+          <w:sz w:val="36"/>
+          <w:szCs w:val="36"/>
+          <w:highlight w:val="yellow"/>
+          <w:u w:val="single"/>
+        </w:rPr>
+        <w:t xml:space="preserve">Touch </w:t>
+      </w:r>
       <w:r>
         <w:rPr>
           <w:b/>
